--- a/Handout-Thuyet-trinh-Nhom-13.docx
+++ b/Handout-Thuyet-trinh-Nhom-13.docx
@@ -1380,7 +1380,7 @@
           <w:sz w:val="26"/>
           <w:szCs w:val="26"/>
         </w:rPr>
-        <w:t xml:space="preserve">Phần giải thích quan hệ giữa ba hướng (mục II.3).</w:t>
+        <w:t xml:space="preserve">Phần giải thích quan hệ giữa ba hướng (cuối mục II.2).</w:t>
       </w:r>
     </w:p>
     <w:p>
@@ -2077,7 +2077,7 @@
           <w:sz w:val="26"/>
           <w:szCs w:val="26"/>
         </w:rPr>
-        <w:t xml:space="preserve">Chi tiết moments accountant và k-eidetic.</w:t>
+        <w:t xml:space="preserve">Chi tiết moments accountant và các bước của tấn công trích xuất.</w:t>
       </w:r>
     </w:p>
     <w:p>
